--- a/docs/especificacao/escopo-geral/spec-functional.docx
+++ b/docs/especificacao/escopo-geral/spec-functional.docx
@@ -2517,7 +2517,7 @@
           <w:sz w:val="20"/>
           <w:szCs w:val="20"/>
         </w:rPr>
-        <w:t xml:space="preserve">  I want gerar automaticamente ao final de cada dia um relatório assinado e autenticável</w:t>
+        <w:t xml:space="preserve">  I want gerar automaticamente ao final de cada dia um relatório autenticável</w:t>
       </w:r>
     </w:p>
     <w:p>
@@ -2733,7 +2733,7 @@
           <w:sz w:val="22"/>
           <w:szCs w:val="22"/>
         </w:rPr>
-        <w:t xml:space="preserve">Contém: cabeçalho, data de referência, tabela de períodos, total do dia, assinatura do Diretor DTI, QR Code com URL de autenticação, código verificador e código do usuário.</w:t>
+        <w:t>Contém: cabeçalho, data de referência, tabela de períodos, total do dia, QR Code com URL de autenticação, código verificador e código do usuário.</w:t>
       </w:r>
     </w:p>
     <w:p>
@@ -4212,449 +4212,6 @@
 Quando aciono o botão "Gerar Parcial"
 Então o relatório parcial é exibido com indicação de que está em andamento
   E o botão "Baixar Parcial" está disponível</w:t>
-      </w:r>
-    </w:p>
-    <w:p>
-      <w:pPr>
-        <w:pStyle w:val="Heading2"/>
-        <w:spacing w:after="80" w:before="280"/>
-      </w:pPr>
-      <w:r>
-        <w:rPr>
-          <w:rFonts w:ascii="Calibri" w:cs="Calibri" w:eastAsia="Calibri" w:hAnsi="Calibri"/>
-          <w:b/>
-          <w:bCs/>
-          <w:color w:val="1E429F"/>
-          <w:sz w:val="28"/>
-          <w:szCs w:val="28"/>
-        </w:rPr>
-        <w:t xml:space="preserve">Pontos em Aberto</w:t>
-      </w:r>
-    </w:p>
-    <w:p>
-      <w:pPr>
-        <w:spacing w:after="60" w:before="60"/>
-      </w:pPr>
-      <w:r>
-        <w:rPr>
-          <w:rFonts w:ascii="Calibri" w:cs="Calibri" w:eastAsia="Calibri" w:hAnsi="Calibri"/>
-          <w:i/>
-          <w:iCs/>
-          <w:color w:val="9CA3AF"/>
-          <w:sz w:val="22"/>
-          <w:szCs w:val="22"/>
-        </w:rPr>
-        <w:t xml:space="preserve">Nenhum ponto em aberto identificado para esta feature.</w:t>
-      </w:r>
-    </w:p>
-    <w:p>
-      <w:r>
-        <w:br w:type="page"/>
-      </w:r>
-    </w:p>
-    <w:p>
-      <w:pPr>
-        <w:pStyle w:val="Heading1"/>
-        <w:spacing w:after="120" w:before="360"/>
-      </w:pPr>
-      <w:r>
-        <w:rPr>
-          <w:rFonts w:ascii="Calibri" w:cs="Calibri" w:eastAsia="Calibri" w:hAnsi="Calibri"/>
-          <w:b/>
-          <w:bCs/>
-          <w:color w:val="1E429F"/>
-          <w:sz w:val="36"/>
-          <w:szCs w:val="36"/>
-        </w:rPr>
-        <w:t xml:space="preserve">Feature 7: Autenticação de Relatório</w:t>
-      </w:r>
-    </w:p>
-    <w:p>
-      <w:pPr>
-        <w:pStyle w:val="Heading2"/>
-        <w:spacing w:after="80" w:before="280"/>
-      </w:pPr>
-      <w:r>
-        <w:rPr>
-          <w:rFonts w:ascii="Calibri" w:cs="Calibri" w:eastAsia="Calibri" w:hAnsi="Calibri"/>
-          <w:b/>
-          <w:bCs/>
-          <w:color w:val="1E429F"/>
-          <w:sz w:val="28"/>
-          <w:szCs w:val="28"/>
-        </w:rPr>
-        <w:t xml:space="preserve">Narrativa</w:t>
-      </w:r>
-    </w:p>
-    <w:p>
-      <w:pPr>
-        <w:pBdr>
-          <w:left w:val="single" w:color="1E429F" w:sz="12"/>
-        </w:pBdr>
-        <w:shd w:fill="F3F4F6" w:color="F3F4F6" w:val="clear"/>
-        <w:spacing w:after="80" w:before="80"/>
-        <w:ind w:left="431"/>
-      </w:pPr>
-      <w:r>
-        <w:rPr>
-          <w:rFonts w:ascii="Courier New" w:cs="Courier New" w:eastAsia="Courier New" w:hAnsi="Courier New"/>
-          <w:color w:val="1f2937"/>
-          <w:sz w:val="20"/>
-          <w:szCs w:val="20"/>
-        </w:rPr>
-        <w:t xml:space="preserve">Feature: Autenticação de Relatório</w:t>
-      </w:r>
-    </w:p>
-    <w:p>
-      <w:pPr>
-        <w:pBdr>
-          <w:left w:val="single" w:color="1E429F" w:sz="12"/>
-        </w:pBdr>
-        <w:shd w:fill="F3F4F6" w:color="F3F4F6" w:val="clear"/>
-        <w:spacing w:after="80" w:before="80"/>
-        <w:ind w:left="431"/>
-      </w:pPr>
-      <w:r>
-        <w:rPr>
-          <w:rFonts w:ascii="Courier New" w:cs="Courier New" w:eastAsia="Courier New" w:hAnsi="Courier New"/>
-          <w:color w:val="1f2937"/>
-          <w:sz w:val="20"/>
-          <w:szCs w:val="20"/>
-        </w:rPr>
-        <w:t xml:space="preserve">  In order to confirmar que um relatório apresentado em petição é legítimo</w:t>
-      </w:r>
-    </w:p>
-    <w:p>
-      <w:pPr>
-        <w:pBdr>
-          <w:left w:val="single" w:color="1E429F" w:sz="12"/>
-        </w:pBdr>
-        <w:shd w:fill="F3F4F6" w:color="F3F4F6" w:val="clear"/>
-        <w:spacing w:after="80" w:before="80"/>
-        <w:ind w:left="431"/>
-      </w:pPr>
-      <w:r>
-        <w:rPr>
-          <w:rFonts w:ascii="Courier New" w:cs="Courier New" w:eastAsia="Courier New" w:hAnsi="Courier New"/>
-          <w:color w:val="1f2937"/>
-          <w:sz w:val="20"/>
-          <w:szCs w:val="20"/>
-        </w:rPr>
-        <w:t xml:space="preserve">    e foi gerado pelo TCE-MG</w:t>
-      </w:r>
-    </w:p>
-    <w:p>
-      <w:pPr>
-        <w:pBdr>
-          <w:left w:val="single" w:color="1E429F" w:sz="12"/>
-        </w:pBdr>
-        <w:shd w:fill="F3F4F6" w:color="F3F4F6" w:val="clear"/>
-        <w:spacing w:after="80" w:before="80"/>
-        <w:ind w:left="431"/>
-      </w:pPr>
-      <w:r>
-        <w:rPr>
-          <w:rFonts w:ascii="Courier New" w:cs="Courier New" w:eastAsia="Courier New" w:hAnsi="Courier New"/>
-          <w:color w:val="1f2937"/>
-          <w:sz w:val="20"/>
-          <w:szCs w:val="20"/>
-        </w:rPr>
-        <w:t xml:space="preserve">  As Usuário autenticado no Portal de Serviços</w:t>
-      </w:r>
-    </w:p>
-    <w:p>
-      <w:pPr>
-        <w:pBdr>
-          <w:left w:val="single" w:color="1E429F" w:sz="12"/>
-        </w:pBdr>
-        <w:shd w:fill="F3F4F6" w:color="F3F4F6" w:val="clear"/>
-        <w:spacing w:after="80" w:before="80"/>
-        <w:ind w:left="431"/>
-      </w:pPr>
-      <w:r>
-        <w:rPr>
-          <w:rFonts w:ascii="Courier New" w:cs="Courier New" w:eastAsia="Courier New" w:hAnsi="Courier New"/>
-          <w:color w:val="1f2937"/>
-          <w:sz w:val="20"/>
-          <w:szCs w:val="20"/>
-        </w:rPr>
-        <w:t xml:space="preserve">  I want informar o código verificador e o código do usuário para validar</w:t>
-      </w:r>
-    </w:p>
-    <w:p>
-      <w:pPr>
-        <w:pBdr>
-          <w:left w:val="single" w:color="1E429F" w:sz="12"/>
-        </w:pBdr>
-        <w:shd w:fill="F3F4F6" w:color="F3F4F6" w:val="clear"/>
-        <w:spacing w:after="80" w:before="80"/>
-        <w:ind w:left="431"/>
-      </w:pPr>
-      <w:r>
-        <w:rPr>
-          <w:rFonts w:ascii="Courier New" w:cs="Courier New" w:eastAsia="Courier New" w:hAnsi="Courier New"/>
-          <w:color w:val="1f2937"/>
-          <w:sz w:val="20"/>
-          <w:szCs w:val="20"/>
-        </w:rPr>
-        <w:t xml:space="preserve">    e visualizar o relatório original</w:t>
-      </w:r>
-    </w:p>
-    <w:p>
-      <w:pPr>
-        <w:pStyle w:val="Heading2"/>
-        <w:spacing w:after="80" w:before="280"/>
-      </w:pPr>
-      <w:r>
-        <w:rPr>
-          <w:rFonts w:ascii="Calibri" w:cs="Calibri" w:eastAsia="Calibri" w:hAnsi="Calibri"/>
-          <w:b/>
-          <w:bCs/>
-          <w:color w:val="1E429F"/>
-          <w:sz w:val="28"/>
-          <w:szCs w:val="28"/>
-        </w:rPr>
-        <w:t xml:space="preserve">Regras de Negócio</w:t>
-      </w:r>
-    </w:p>
-    <w:p>
-      <w:pPr>
-        <w:pStyle w:val="ListParagraph"/>
-        <w:numPr>
-          <w:ilvl w:val="0"/>
-          <w:numId w:val="1"/>
-        </w:numPr>
-        <w:spacing w:after="40" w:before="40"/>
-      </w:pPr>
-      <w:r>
-        <w:rPr>
-          <w:rFonts w:ascii="Calibri" w:cs="Calibri" w:eastAsia="Calibri" w:hAnsi="Calibri"/>
-          <w:b/>
-          <w:bCs/>
-          <w:color w:val="1E429F"/>
-          <w:sz w:val="22"/>
-          <w:szCs w:val="22"/>
-        </w:rPr>
-        <w:t xml:space="preserve">RN-7.1 </w:t>
-      </w:r>
-      <w:r>
-        <w:rPr>
-          <w:rFonts w:ascii="Calibri" w:cs="Calibri" w:eastAsia="Calibri" w:hAnsi="Calibri"/>
-          <w:color w:val="374151"/>
-          <w:sz w:val="22"/>
-          <w:szCs w:val="22"/>
-        </w:rPr>
-        <w:t xml:space="preserve">A funcionalidade requer o mesmo nível de autenticação da consulta de relatórios.</w:t>
-      </w:r>
-    </w:p>
-    <w:p>
-      <w:pPr>
-        <w:pStyle w:val="ListParagraph"/>
-        <w:numPr>
-          <w:ilvl w:val="0"/>
-          <w:numId w:val="1"/>
-        </w:numPr>
-        <w:spacing w:after="40" w:before="40"/>
-      </w:pPr>
-      <w:r>
-        <w:rPr>
-          <w:rFonts w:ascii="Calibri" w:cs="Calibri" w:eastAsia="Calibri" w:hAnsi="Calibri"/>
-          <w:b/>
-          <w:bCs/>
-          <w:color w:val="1E429F"/>
-          <w:sz w:val="22"/>
-          <w:szCs w:val="22"/>
-        </w:rPr>
-        <w:t xml:space="preserve">RN-7.2 </w:t>
-      </w:r>
-      <w:r>
-        <w:rPr>
-          <w:rFonts w:ascii="Calibri" w:cs="Calibri" w:eastAsia="Calibri" w:hAnsi="Calibri"/>
-          <w:color w:val="374151"/>
-          <w:sz w:val="22"/>
-          <w:szCs w:val="22"/>
-        </w:rPr>
-        <w:t xml:space="preserve">A autenticação é realizada informando o código verificador (único por relatório) e o código do usuário (único por usuário, gerenciado pelo sistema).</w:t>
-      </w:r>
-    </w:p>
-    <w:p>
-      <w:pPr>
-        <w:pStyle w:val="ListParagraph"/>
-        <w:numPr>
-          <w:ilvl w:val="0"/>
-          <w:numId w:val="1"/>
-        </w:numPr>
-        <w:spacing w:after="40" w:before="40"/>
-      </w:pPr>
-      <w:r>
-        <w:rPr>
-          <w:rFonts w:ascii="Calibri" w:cs="Calibri" w:eastAsia="Calibri" w:hAnsi="Calibri"/>
-          <w:b/>
-          <w:bCs/>
-          <w:color w:val="1E429F"/>
-          <w:sz w:val="22"/>
-          <w:szCs w:val="22"/>
-        </w:rPr>
-        <w:t xml:space="preserve">RN-7.3 </w:t>
-      </w:r>
-      <w:r>
-        <w:rPr>
-          <w:rFonts w:ascii="Calibri" w:cs="Calibri" w:eastAsia="Calibri" w:hAnsi="Calibri"/>
-          <w:color w:val="374151"/>
-          <w:sz w:val="22"/>
-          <w:szCs w:val="22"/>
-        </w:rPr>
-        <w:t xml:space="preserve">Quando ambos os códigos são válidos e correspondem, o relatório original é exibido com sua estrutura completa.</w:t>
-      </w:r>
-    </w:p>
-    <w:p>
-      <w:pPr>
-        <w:pStyle w:val="ListParagraph"/>
-        <w:numPr>
-          <w:ilvl w:val="0"/>
-          <w:numId w:val="1"/>
-        </w:numPr>
-        <w:spacing w:after="40" w:before="40"/>
-      </w:pPr>
-      <w:r>
-        <w:rPr>
-          <w:rFonts w:ascii="Calibri" w:cs="Calibri" w:eastAsia="Calibri" w:hAnsi="Calibri"/>
-          <w:b/>
-          <w:bCs/>
-          <w:color w:val="1E429F"/>
-          <w:sz w:val="22"/>
-          <w:szCs w:val="22"/>
-        </w:rPr>
-        <w:t xml:space="preserve">RN-7.4 </w:t>
-      </w:r>
-      <w:r>
-        <w:rPr>
-          <w:rFonts w:ascii="Calibri" w:cs="Calibri" w:eastAsia="Calibri" w:hAnsi="Calibri"/>
-          <w:color w:val="374151"/>
-          <w:sz w:val="22"/>
-          <w:szCs w:val="22"/>
-        </w:rPr>
-        <w:t xml:space="preserve">Quando qualquer código é inválido ou não corresponde, o sistema exibe mensagem informando que o relatório não foi encontrado.</w:t>
-      </w:r>
-    </w:p>
-    <w:p>
-      <w:pPr>
-        <w:pStyle w:val="Heading3"/>
-        <w:spacing w:after="60" w:before="200"/>
-      </w:pPr>
-      <w:r>
-        <w:rPr>
-          <w:rFonts w:ascii="Calibri" w:cs="Calibri" w:eastAsia="Calibri" w:hAnsi="Calibri"/>
-          <w:b/>
-          <w:bCs/>
-          <w:color w:val="374151"/>
-          <w:sz w:val="24"/>
-          <w:szCs w:val="24"/>
-        </w:rPr>
-        <w:t xml:space="preserve">Cenário 7.1: Autenticar relatório com códigos válidos</w:t>
-      </w:r>
-    </w:p>
-    <w:p>
-      <w:pPr>
-        <w:pBdr>
-          <w:left w:val="single" w:color="1E429F" w:sz="12"/>
-        </w:pBdr>
-        <w:shd w:fill="F3F4F6" w:color="F3F4F6" w:val="clear"/>
-        <w:spacing w:after="80" w:before="80"/>
-        <w:ind w:left="431"/>
-      </w:pPr>
-      <w:r>
-        <w:rPr>
-          <w:rFonts w:ascii="Courier New" w:cs="Courier New" w:eastAsia="Courier New" w:hAnsi="Courier New"/>
-          <w:color w:val="1f2937"/>
-          <w:sz w:val="20"/>
-          <w:szCs w:val="20"/>
-        </w:rPr>
-        <w:t xml:space="preserve">Dado que estou autenticado no Portal de Serviços
-  E possuo o código verificador "0000001" e o código de usuário "000000123" de um relatório existente
-Quando aciono a autenticação informando esses códigos
-Então o sistema localiza e exibe o relatório original com sua estrutura completa</w:t>
-      </w:r>
-    </w:p>
-    <w:p>
-      <w:pPr>
-        <w:pStyle w:val="Heading3"/>
-        <w:spacing w:after="60" w:before="200"/>
-      </w:pPr>
-      <w:r>
-        <w:rPr>
-          <w:rFonts w:ascii="Calibri" w:cs="Calibri" w:eastAsia="Calibri" w:hAnsi="Calibri"/>
-          <w:b/>
-          <w:bCs/>
-          <w:color w:val="374151"/>
-          <w:sz w:val="24"/>
-          <w:szCs w:val="24"/>
-        </w:rPr>
-        <w:t xml:space="preserve">Cenário 7.2: Autenticação com código inválido (Esquema do Cenário)</w:t>
-      </w:r>
-    </w:p>
-    <w:p>
-      <w:pPr>
-        <w:pBdr>
-          <w:left w:val="single" w:color="1E429F" w:sz="12"/>
-        </w:pBdr>
-        <w:shd w:fill="F3F4F6" w:color="F3F4F6" w:val="clear"/>
-        <w:spacing w:after="80" w:before="80"/>
-        <w:ind w:left="431"/>
-      </w:pPr>
-      <w:r>
-        <w:rPr>
-          <w:rFonts w:ascii="Courier New" w:cs="Courier New" w:eastAsia="Courier New" w:hAnsi="Courier New"/>
-          <w:color w:val="1f2937"/>
-          <w:sz w:val="20"/>
-          <w:szCs w:val="20"/>
-        </w:rPr>
-        <w:t xml:space="preserve">Esquema do Cenário: Rejeitar autenticação com código inválido
-  Dado que estou autenticado no Portal de Serviços
-  Quando aciono a autenticação informando &lt;situação&gt;
-  Então o sistema exibe mensagem informando que o relatório não foi encontrado
-  Exemplos:
-    | situação                                                              |
-    | um código verificador que não existe no sistema                       |
-    | código verificador válido mas código de usuário que não corresponde   |</w:t>
-      </w:r>
-    </w:p>
-    <w:p>
-      <w:pPr>
-        <w:pStyle w:val="Heading3"/>
-        <w:spacing w:after="60" w:before="200"/>
-      </w:pPr>
-      <w:r>
-        <w:rPr>
-          <w:rFonts w:ascii="Calibri" w:cs="Calibri" w:eastAsia="Calibri" w:hAnsi="Calibri"/>
-          <w:b/>
-          <w:bCs/>
-          <w:color w:val="374151"/>
-          <w:sz w:val="24"/>
-          <w:szCs w:val="24"/>
-        </w:rPr>
-        <w:t xml:space="preserve">Cenário 7.3: Usuário não autenticado tenta acessar autenticação</w:t>
-      </w:r>
-    </w:p>
-    <w:p>
-      <w:pPr>
-        <w:pBdr>
-          <w:left w:val="single" w:color="1E429F" w:sz="12"/>
-        </w:pBdr>
-        <w:shd w:fill="F3F4F6" w:color="F3F4F6" w:val="clear"/>
-        <w:spacing w:after="80" w:before="80"/>
-        <w:ind w:left="431"/>
-      </w:pPr>
-      <w:r>
-        <w:rPr>
-          <w:rFonts w:ascii="Courier New" w:cs="Courier New" w:eastAsia="Courier New" w:hAnsi="Courier New"/>
-          <w:color w:val="1f2937"/>
-          <w:sz w:val="20"/>
-          <w:szCs w:val="20"/>
-        </w:rPr>
-        <w:t xml:space="preserve">Dado que não estou autenticado no Portal de Serviços
-Quando tento acessar a funcionalidade de autenticação de relatório
-Então sou redirecionado para a página de login do Portal de Serviços</w:t>
       </w:r>
     </w:p>
     <w:p>
